--- a/templates/QUALITY_TEMPLATE.docx
+++ b/templates/QUALITY_TEMPLATE.docx
@@ -419,6 +419,35 @@
                 <w:szCs w:val="20"/>
               </w:rPr>
             </w:pPr>
+            <w:r>
+              <w:rPr>
+                <w:b/>
+                <w:bCs/>
+                <w:sz w:val="20"/>
+                <w:szCs w:val="20"/>
+              </w:rPr>
+              <w:t>{{</w:t>
+            </w:r>
+            <w:proofErr w:type="spellStart"/>
+            <w:r>
+              <w:rPr>
+                <w:b/>
+                <w:bCs/>
+                <w:sz w:val="20"/>
+                <w:szCs w:val="20"/>
+              </w:rPr>
+              <w:t>final_validation_date</w:t>
+            </w:r>
+            <w:proofErr w:type="spellEnd"/>
+            <w:r>
+              <w:rPr>
+                <w:b/>
+                <w:bCs/>
+                <w:sz w:val="20"/>
+                <w:szCs w:val="20"/>
+              </w:rPr>
+              <w:t>}}</w:t>
+            </w:r>
           </w:p>
         </w:tc>
         <w:tc>
@@ -1243,27 +1272,41 @@
               <w:rPr>
                 <w:sz w:val="20"/>
                 <w:szCs w:val="20"/>
-              </w:rPr>
-            </w:pPr>
-            <w:r>
-              <w:rPr>
-                <w:sz w:val="20"/>
-                <w:szCs w:val="20"/>
-              </w:rPr>
-              <w:t>{{</w:t>
-            </w:r>
-            <w:r>
-              <w:rPr>
-                <w:sz w:val="20"/>
-                <w:szCs w:val="20"/>
-              </w:rPr>
-              <w:t>%</w:t>
+                <w:lang w:val="fr-TN"/>
+              </w:rPr>
+            </w:pPr>
+            <w:r>
+              <w:rPr>
+                <w:sz w:val="20"/>
+                <w:szCs w:val="20"/>
+                <w:lang w:val="fr-TN"/>
+              </w:rPr>
+              <w:t>{{#good_part}}</w:t>
+            </w:r>
+          </w:p>
+          <w:p>
+            <w:pPr>
+              <w:jc w:val="center"/>
+              <w:rPr>
+                <w:sz w:val="20"/>
+                <w:szCs w:val="20"/>
+                <w:lang w:val="fr-TN"/>
+              </w:rPr>
+            </w:pPr>
+            <w:r>
+              <w:rPr>
+                <w:sz w:val="20"/>
+                <w:szCs w:val="20"/>
+                <w:lang w:val="fr-TN"/>
+              </w:rPr>
+              <w:t>{{%</w:t>
             </w:r>
             <w:proofErr w:type="spellStart"/>
             <w:r>
               <w:rPr>
                 <w:sz w:val="20"/>
                 <w:szCs w:val="20"/>
+                <w:lang w:val="fr-TN"/>
               </w:rPr>
               <w:t>good_part</w:t>
             </w:r>
@@ -1272,6 +1315,43 @@
               <w:rPr>
                 <w:sz w:val="20"/>
                 <w:szCs w:val="20"/>
+                <w:lang w:val="fr-TN"/>
+              </w:rPr>
+              <w:t>}}</w:t>
+            </w:r>
+          </w:p>
+          <w:p>
+            <w:pPr>
+              <w:jc w:val="center"/>
+              <w:rPr>
+                <w:sz w:val="20"/>
+                <w:szCs w:val="20"/>
+                <w:lang w:val="fr-TN"/>
+              </w:rPr>
+            </w:pPr>
+            <w:r>
+              <w:rPr>
+                <w:sz w:val="20"/>
+                <w:szCs w:val="20"/>
+                <w:lang w:val="fr-TN"/>
+              </w:rPr>
+              <w:t>{{/</w:t>
+            </w:r>
+            <w:proofErr w:type="spellStart"/>
+            <w:r>
+              <w:rPr>
+                <w:sz w:val="20"/>
+                <w:szCs w:val="20"/>
+                <w:lang w:val="fr-TN"/>
+              </w:rPr>
+              <w:t>good_part</w:t>
+            </w:r>
+            <w:proofErr w:type="spellEnd"/>
+            <w:r>
+              <w:rPr>
+                <w:sz w:val="20"/>
+                <w:szCs w:val="20"/>
+                <w:lang w:val="fr-TN"/>
               </w:rPr>
               <w:t>}}</w:t>
             </w:r>
@@ -1295,17 +1375,74 @@
               </w:rPr>
             </w:pPr>
             <w:r>
-              <w:t>{{</w:t>
-            </w:r>
-            <w:r>
-              <w:t>%</w:t>
+              <w:rPr>
+                <w:sz w:val="20"/>
+                <w:szCs w:val="20"/>
+              </w:rPr>
+              <w:t xml:space="preserve">{{#bad_part}} </w:t>
+            </w:r>
+          </w:p>
+          <w:p>
+            <w:pPr>
+              <w:jc w:val="center"/>
+              <w:rPr>
+                <w:sz w:val="20"/>
+                <w:szCs w:val="20"/>
+              </w:rPr>
+            </w:pPr>
+            <w:r>
+              <w:rPr>
+                <w:sz w:val="20"/>
+                <w:szCs w:val="20"/>
+              </w:rPr>
+              <w:t>{{%</w:t>
             </w:r>
             <w:proofErr w:type="spellStart"/>
             <w:r>
+              <w:rPr>
+                <w:sz w:val="20"/>
+                <w:szCs w:val="20"/>
+              </w:rPr>
               <w:t>bad_part</w:t>
             </w:r>
             <w:proofErr w:type="spellEnd"/>
             <w:r>
+              <w:rPr>
+                <w:sz w:val="20"/>
+                <w:szCs w:val="20"/>
+              </w:rPr>
+              <w:t>}}</w:t>
+            </w:r>
+          </w:p>
+          <w:p>
+            <w:pPr>
+              <w:jc w:val="center"/>
+              <w:rPr>
+                <w:sz w:val="20"/>
+                <w:szCs w:val="20"/>
+              </w:rPr>
+            </w:pPr>
+            <w:r>
+              <w:rPr>
+                <w:sz w:val="20"/>
+                <w:szCs w:val="20"/>
+              </w:rPr>
+              <w:t>{{/</w:t>
+            </w:r>
+            <w:proofErr w:type="spellStart"/>
+            <w:r>
+              <w:rPr>
+                <w:sz w:val="20"/>
+                <w:szCs w:val="20"/>
+              </w:rPr>
+              <w:t>bad_part</w:t>
+            </w:r>
+            <w:proofErr w:type="spellEnd"/>
+            <w:r>
+              <w:rPr>
+                <w:sz w:val="20"/>
+                <w:szCs w:val="20"/>
+              </w:rPr>
               <w:t>}}</w:t>
             </w:r>
           </w:p>
@@ -1867,15 +2004,7 @@
                 <w:szCs w:val="20"/>
                 <w:lang w:val="fr-FR"/>
               </w:rPr>
-              <w:t>evidence</w:t>
-            </w:r>
-            <w:r>
-              <w:rPr>
-                <w:sz w:val="20"/>
-                <w:szCs w:val="20"/>
-                <w:lang w:val="fr-FR"/>
-              </w:rPr>
-              <w:t>_image</w:t>
+              <w:t>evidence_link</w:t>
             </w:r>
             <w:proofErr w:type="spellEnd"/>
             <w:r>
@@ -2022,22 +2151,89 @@
                 <w:sz w:val="16"/>
                 <w:szCs w:val="16"/>
               </w:rPr>
-              <w:t>%</w:t>
-            </w:r>
-            <w:proofErr w:type="spellStart"/>
+              <w:t>#</w:t>
+            </w:r>
             <w:r>
               <w:rPr>
                 <w:sz w:val="16"/>
                 <w:szCs w:val="16"/>
               </w:rPr>
-              <w:t>situation_before</w:t>
-            </w:r>
-            <w:proofErr w:type="spellEnd"/>
-            <w:r>
+              <w:t>situation_before}}</w:t>
+            </w:r>
+          </w:p>
+          <w:p>
+            <w:pPr>
               <w:rPr>
                 <w:sz w:val="16"/>
                 <w:szCs w:val="16"/>
               </w:rPr>
+            </w:pPr>
+            <w:r>
+              <w:rPr>
+                <w:sz w:val="16"/>
+                <w:szCs w:val="16"/>
+              </w:rPr>
+              <w:t>{{</w:t>
+            </w:r>
+            <w:r>
+              <w:rPr>
+                <w:sz w:val="16"/>
+                <w:szCs w:val="16"/>
+              </w:rPr>
+              <w:t>%</w:t>
+            </w:r>
+            <w:proofErr w:type="spellStart"/>
+            <w:r>
+              <w:rPr>
+                <w:sz w:val="16"/>
+                <w:szCs w:val="16"/>
+              </w:rPr>
+              <w:t>situation_before</w:t>
+            </w:r>
+            <w:proofErr w:type="spellEnd"/>
+            <w:r>
+              <w:rPr>
+                <w:sz w:val="16"/>
+                <w:szCs w:val="16"/>
+              </w:rPr>
+              <w:t>}}</w:t>
+            </w:r>
+          </w:p>
+          <w:p>
+            <w:pPr>
+              <w:rPr>
+                <w:sz w:val="16"/>
+                <w:szCs w:val="16"/>
+              </w:rPr>
+            </w:pPr>
+            <w:r>
+              <w:rPr>
+                <w:sz w:val="16"/>
+                <w:szCs w:val="16"/>
+              </w:rPr>
+              <w:t>{{</w:t>
+            </w:r>
+            <w:r>
+              <w:rPr>
+                <w:sz w:val="16"/>
+                <w:szCs w:val="16"/>
+              </w:rPr>
+              <w:t>/</w:t>
+            </w:r>
+            <w:proofErr w:type="spellStart"/>
+            <w:r>
+              <w:rPr>
+                <w:sz w:val="16"/>
+                <w:szCs w:val="16"/>
+              </w:rPr>
+              <w:t>situation_before</w:t>
+            </w:r>
+            <w:proofErr w:type="spellEnd"/>
+            <w:r>
+              <w:rPr>
+                <w:sz w:val="16"/>
+                <w:szCs w:val="16"/>
+              </w:rPr>
               <w:t>}}</w:t>
             </w:r>
           </w:p>
@@ -2066,7 +2262,74 @@
                 <w:sz w:val="16"/>
                 <w:szCs w:val="16"/>
               </w:rPr>
+              <w:t>#</w:t>
+            </w:r>
+            <w:r>
+              <w:rPr>
+                <w:sz w:val="16"/>
+                <w:szCs w:val="16"/>
+              </w:rPr>
+              <w:t>situation_after}}</w:t>
+            </w:r>
+          </w:p>
+          <w:p>
+            <w:pPr>
+              <w:rPr>
+                <w:sz w:val="16"/>
+                <w:szCs w:val="16"/>
+              </w:rPr>
+            </w:pPr>
+            <w:r>
+              <w:rPr>
+                <w:sz w:val="16"/>
+                <w:szCs w:val="16"/>
+              </w:rPr>
+              <w:t>{{</w:t>
+            </w:r>
+            <w:r>
+              <w:rPr>
+                <w:sz w:val="16"/>
+                <w:szCs w:val="16"/>
+              </w:rPr>
               <w:t>%</w:t>
+            </w:r>
+            <w:proofErr w:type="spellStart"/>
+            <w:r>
+              <w:rPr>
+                <w:sz w:val="16"/>
+                <w:szCs w:val="16"/>
+              </w:rPr>
+              <w:t>situation_after</w:t>
+            </w:r>
+            <w:proofErr w:type="spellEnd"/>
+            <w:r>
+              <w:rPr>
+                <w:sz w:val="16"/>
+                <w:szCs w:val="16"/>
+              </w:rPr>
+              <w:t>}}</w:t>
+            </w:r>
+          </w:p>
+          <w:p>
+            <w:pPr>
+              <w:rPr>
+                <w:sz w:val="16"/>
+                <w:szCs w:val="16"/>
+              </w:rPr>
+            </w:pPr>
+            <w:r>
+              <w:rPr>
+                <w:sz w:val="16"/>
+                <w:szCs w:val="16"/>
+              </w:rPr>
+              <w:t>{{</w:t>
+            </w:r>
+            <w:r>
+              <w:rPr>
+                <w:sz w:val="16"/>
+                <w:szCs w:val="16"/>
+              </w:rPr>
+              <w:t>/</w:t>
             </w:r>
             <w:proofErr w:type="spellStart"/>
             <w:r>
